--- a/testakten/insolvenzverwaltung-nordlicht-handels-kiel/04_Haftungsklage_Berger_18-09-2014.docx
+++ b/testakten/insolvenzverwaltung-nordlicht-handels-kiel/04_Haftungsklage_Berger_18-09-2014.docx
@@ -5,76 +5,123 @@
     <w:p>
       <w:pPr>
         <w:pStyle w:val="Heading1"/>
+        <w:spacing w:after="160" w:line="259" w:lineRule="auto"/>
       </w:pPr>
       <w:r>
         <w:rPr>
           <w:rFonts w:ascii="Times New Roman" w:hAnsi="Times New Roman"/>
+          <w:b/>
+          <w:sz w:val="28"/>
         </w:rPr>
         <w:t>Haftungsklage gegen den Geschäftsführer Stefan Berger</w:t>
       </w:r>
     </w:p>
     <w:p>
       <w:pPr>
+        <w:spacing w:before="120" w:after="60" w:line="259" w:lineRule="auto"/>
         <w:jc w:val="left"/>
       </w:pPr>
       <w:r>
         <w:rPr>
+          <w:rFonts w:ascii="Times New Roman" w:hAnsi="Times New Roman"/>
           <w:b/>
+          <w:sz w:val="22"/>
         </w:rPr>
         <w:t>Brinkmann · Hartmann &amp; Kollegen Insolvenzverwalter</w:t>
       </w:r>
     </w:p>
     <w:p>
       <w:pPr>
+        <w:spacing w:before="120" w:after="60" w:line="259" w:lineRule="auto"/>
         <w:jc w:val="left"/>
       </w:pPr>
       <w:r>
+        <w:rPr>
+          <w:rFonts w:ascii="Times New Roman" w:hAnsi="Times New Roman"/>
+          <w:b/>
+          <w:sz w:val="22"/>
+        </w:rPr>
         <w:t>Dr. Jens-Peter Hartmann</w:t>
       </w:r>
     </w:p>
     <w:p>
       <w:pPr>
+        <w:spacing w:before="120" w:after="60" w:line="259" w:lineRule="auto"/>
         <w:jc w:val="left"/>
       </w:pPr>
       <w:r>
+        <w:rPr>
+          <w:rFonts w:ascii="Times New Roman" w:hAnsi="Times New Roman"/>
+          <w:b/>
+          <w:sz w:val="22"/>
+        </w:rPr>
         <w:t>An das Landgericht Kiel</w:t>
       </w:r>
     </w:p>
     <w:p>
       <w:pPr>
         <w:pStyle w:val="ListNumber"/>
+        <w:spacing w:before="120" w:after="60" w:line="259" w:lineRule="auto"/>
       </w:pPr>
       <w:r>
+        <w:rPr>
+          <w:rFonts w:ascii="Times New Roman" w:hAnsi="Times New Roman"/>
+          <w:b/>
+          <w:sz w:val="22"/>
+        </w:rPr>
         <w:t>Zivilkammer</w:t>
       </w:r>
     </w:p>
     <w:p>
       <w:pPr>
+        <w:spacing w:before="120" w:after="60" w:line="259" w:lineRule="auto"/>
         <w:jc w:val="left"/>
       </w:pPr>
       <w:r>
+        <w:rPr>
+          <w:rFonts w:ascii="Times New Roman" w:hAnsi="Times New Roman"/>
+          <w:b/>
+          <w:sz w:val="22"/>
+        </w:rPr>
         <w:t>Deliusstraße 22</w:t>
       </w:r>
     </w:p>
     <w:p>
       <w:pPr>
+        <w:spacing w:before="120" w:after="60" w:line="259" w:lineRule="auto"/>
         <w:jc w:val="left"/>
       </w:pPr>
       <w:r>
+        <w:rPr>
+          <w:rFonts w:ascii="Times New Roman" w:hAnsi="Times New Roman"/>
+          <w:b/>
+          <w:sz w:val="22"/>
+        </w:rPr>
         <w:t>24114 Kiel</w:t>
       </w:r>
     </w:p>
     <w:p>
       <w:pPr>
+        <w:spacing w:before="120" w:after="60" w:line="259" w:lineRule="auto"/>
         <w:jc w:val="left"/>
       </w:pPr>
       <w:r>
+        <w:rPr>
+          <w:rFonts w:ascii="Times New Roman" w:hAnsi="Times New Roman"/>
+          <w:b/>
+          <w:sz w:val="22"/>
+        </w:rPr>
         <w:t>Kiel, den 18. September 2014</w:t>
       </w:r>
     </w:p>
-    <w:p/>
     <w:p>
       <w:pPr>
+        <w:spacing w:line="259" w:lineRule="auto" w:after="60"/>
+      </w:pPr>
+    </w:p>
+    <w:p>
+      <w:pPr>
+        <w:spacing w:line="259" w:lineRule="auto" w:after="60"/>
         <w:jc w:val="left"/>
       </w:pPr>
       <w:r>
@@ -86,6 +133,7 @@
     </w:p>
     <w:p>
       <w:pPr>
+        <w:spacing w:line="259" w:lineRule="auto" w:after="60"/>
         <w:jc w:val="left"/>
       </w:pPr>
       <w:r>
@@ -94,6 +142,7 @@
     </w:p>
     <w:p>
       <w:pPr>
+        <w:spacing w:line="259" w:lineRule="auto" w:after="60"/>
         <w:jc w:val="left"/>
       </w:pPr>
       <w:r>
@@ -102,6 +151,7 @@
     </w:p>
     <w:p>
       <w:pPr>
+        <w:spacing w:line="259" w:lineRule="auto" w:after="60"/>
         <w:jc w:val="left"/>
       </w:pPr>
       <w:r>
@@ -110,6 +160,7 @@
     </w:p>
     <w:p>
       <w:pPr>
+        <w:spacing w:line="259" w:lineRule="auto" w:after="60"/>
         <w:jc w:val="left"/>
       </w:pPr>
       <w:r>
@@ -118,6 +169,7 @@
     </w:p>
     <w:p>
       <w:pPr>
+        <w:spacing w:line="259" w:lineRule="auto" w:after="60"/>
         <w:jc w:val="left"/>
       </w:pPr>
       <w:r>
@@ -132,6 +184,7 @@
     </w:p>
     <w:p>
       <w:pPr>
+        <w:spacing w:line="259" w:lineRule="auto" w:after="60"/>
         <w:jc w:val="left"/>
       </w:pPr>
       <w:r>
@@ -140,6 +193,7 @@
     </w:p>
     <w:p>
       <w:pPr>
+        <w:spacing w:line="259" w:lineRule="auto" w:after="60"/>
         <w:jc w:val="left"/>
       </w:pPr>
       <w:r>
@@ -148,16 +202,22 @@
     </w:p>
     <w:p>
       <w:pPr>
+        <w:spacing w:line="259" w:lineRule="auto" w:after="60"/>
         <w:jc w:val="left"/>
       </w:pPr>
       <w:r>
         <w:t>wegen Haftung des Geschäftsführers nach § 64 GmbHG (in der bis 01.01.2021 geltenden Fassung, fortgesetzt in § 15b InsO)</w:t>
       </w:r>
     </w:p>
-    <w:p/>
+    <w:p>
+      <w:pPr>
+        <w:spacing w:line="259" w:lineRule="auto" w:after="60"/>
+      </w:pPr>
+    </w:p>
     <w:p>
       <w:pPr>
         <w:pStyle w:val="Heading2"/>
+        <w:spacing w:line="259" w:lineRule="auto" w:after="60"/>
       </w:pPr>
       <w:r>
         <w:rPr>
@@ -169,6 +229,7 @@
     <w:p>
       <w:pPr>
         <w:pStyle w:val="ListNumber"/>
+        <w:spacing w:line="259" w:lineRule="auto" w:after="60"/>
       </w:pPr>
       <w:r>
         <w:t xml:space="preserve">Der Beklagte wird verurteilt, an den Kläger EUR </w:t>
@@ -186,6 +247,7 @@
     <w:p>
       <w:pPr>
         <w:pStyle w:val="ListNumber"/>
+        <w:spacing w:line="259" w:lineRule="auto" w:after="60"/>
       </w:pPr>
       <w:r>
         <w:t>Der Beklagte wird verurteilt, an den Kläger die vorgerichtlichen Anwaltskosten in Höhe von EUR 3.247,40 nebst Zinsen seit Rechtshängigkeit zu zahlen.</w:t>
@@ -194,6 +256,7 @@
     <w:p>
       <w:pPr>
         <w:pStyle w:val="ListNumber"/>
+        <w:spacing w:line="259" w:lineRule="auto" w:after="60"/>
       </w:pPr>
       <w:r>
         <w:t>Der Beklagte trägt die Kosten des Rechtsstreits.</w:t>
@@ -201,6 +264,7 @@
     </w:p>
     <w:p>
       <w:pPr>
+        <w:spacing w:line="259" w:lineRule="auto" w:after="60"/>
         <w:jc w:val="left"/>
       </w:pPr>
       <w:r>
@@ -210,6 +274,7 @@
     <w:p>
       <w:pPr>
         <w:pStyle w:val="Heading2"/>
+        <w:spacing w:line="259" w:lineRule="auto" w:after="60"/>
       </w:pPr>
       <w:r>
         <w:rPr>
@@ -220,16 +285,22 @@
     </w:p>
     <w:p>
       <w:pPr>
+        <w:spacing w:line="259" w:lineRule="auto" w:after="60"/>
         <w:jc w:val="left"/>
       </w:pPr>
       <w:r>
         <w:t>Vorläufig EUR 78.420 (Hauptforderung).</w:t>
       </w:r>
     </w:p>
-    <w:p/>
+    <w:p>
+      <w:pPr>
+        <w:spacing w:line="259" w:lineRule="auto" w:after="60"/>
+      </w:pPr>
+    </w:p>
     <w:p>
       <w:pPr>
         <w:pStyle w:val="Heading2"/>
+        <w:spacing w:line="259" w:lineRule="auto" w:after="60"/>
       </w:pPr>
       <w:r>
         <w:rPr>
@@ -241,6 +312,7 @@
     <w:p>
       <w:pPr>
         <w:pStyle w:val="Heading3"/>
+        <w:spacing w:line="259" w:lineRule="auto" w:after="60"/>
       </w:pPr>
       <w:r>
         <w:rPr>
@@ -251,6 +323,7 @@
     </w:p>
     <w:p>
       <w:pPr>
+        <w:spacing w:line="259" w:lineRule="auto" w:after="60"/>
         <w:jc w:val="left"/>
       </w:pPr>
       <w:r>
@@ -259,6 +332,7 @@
     </w:p>
     <w:p>
       <w:pPr>
+        <w:spacing w:line="259" w:lineRule="auto" w:after="60"/>
         <w:jc w:val="left"/>
       </w:pPr>
       <w:r>
@@ -267,6 +341,7 @@
     </w:p>
     <w:p>
       <w:pPr>
+        <w:spacing w:line="259" w:lineRule="auto" w:after="60"/>
         <w:jc w:val="left"/>
       </w:pPr>
       <w:r>
@@ -276,6 +351,7 @@
     <w:p>
       <w:pPr>
         <w:pStyle w:val="Heading3"/>
+        <w:spacing w:line="259" w:lineRule="auto" w:after="60"/>
       </w:pPr>
       <w:r>
         <w:rPr>
@@ -286,6 +362,7 @@
     </w:p>
     <w:p>
       <w:pPr>
+        <w:spacing w:line="259" w:lineRule="auto" w:after="60"/>
         <w:jc w:val="left"/>
       </w:pPr>
       <w:r>
@@ -303,6 +380,7 @@
     </w:p>
     <w:p>
       <w:pPr>
+        <w:spacing w:line="259" w:lineRule="auto" w:after="60"/>
         <w:jc w:val="left"/>
       </w:pPr>
       <w:r>
@@ -312,6 +390,7 @@
     <w:p>
       <w:pPr>
         <w:pStyle w:val="ListBullet"/>
+        <w:spacing w:line="259" w:lineRule="auto" w:after="60"/>
       </w:pPr>
       <w:r>
         <w:t>Am 31.12.2012 betrugen die fälligen Verbindlichkeiten EUR 247.840 (siehe Aufstellung in Anlage K2). Die liquiden Mittel beliefen sich auf EUR 18.400 (Bankkonten Sparkasse Kiel und Kieler Volksbank); Verfügbarkeit war eingeschränkt durch ausgenutzte Kontokorrentlinien.</w:t>
@@ -320,6 +399,7 @@
     <w:p>
       <w:pPr>
         <w:pStyle w:val="ListBullet"/>
+        <w:spacing w:line="259" w:lineRule="auto" w:after="60"/>
       </w:pPr>
       <w:r>
         <w:t>Die zu erwartenden Zuflüsse innerhalb der 21-Tage-Frist (drei Wochen ab Eintritt der Zahlungsunfähigkeit) beliefen sich nach realistischer Bewertung auf EUR 38.400 (Anlage K3 — Liquiditäts-Status zum 01.01.2013).</w:t>
@@ -328,6 +408,7 @@
     <w:p>
       <w:pPr>
         <w:pStyle w:val="ListBullet"/>
+        <w:spacing w:line="259" w:lineRule="auto" w:after="60"/>
       </w:pPr>
       <w:r>
         <w:t xml:space="preserve">Damit bestand zum 01.01.2013 eine </w:t>
@@ -345,6 +426,7 @@
     <w:p>
       <w:pPr>
         <w:pStyle w:val="ListBullet"/>
+        <w:spacing w:line="259" w:lineRule="auto" w:after="60"/>
       </w:pPr>
       <w:r>
         <w:t>Eine Sanierungs-Option mit realistischer Aussicht auf Beseitigung der Zahlungsunfähigkeit war zum 31.12.2012 nicht erkennbar. Banken- oder Investorengespräche fanden nicht statt.</w:t>
@@ -352,6 +434,7 @@
     </w:p>
     <w:p>
       <w:pPr>
+        <w:spacing w:line="259" w:lineRule="auto" w:after="60"/>
         <w:jc w:val="left"/>
       </w:pPr>
       <w:r>
@@ -369,6 +452,7 @@
     </w:p>
     <w:p>
       <w:pPr>
+        <w:spacing w:line="259" w:lineRule="auto" w:after="60"/>
         <w:jc w:val="left"/>
       </w:pPr>
       <w:r>
@@ -378,6 +462,7 @@
     <w:p>
       <w:pPr>
         <w:pStyle w:val="Heading3"/>
+        <w:spacing w:line="259" w:lineRule="auto" w:after="60"/>
       </w:pPr>
       <w:r>
         <w:rPr>
@@ -388,6 +473,7 @@
     </w:p>
     <w:p>
       <w:pPr>
+        <w:spacing w:line="259" w:lineRule="auto" w:after="60"/>
         <w:jc w:val="left"/>
       </w:pPr>
       <w:r>
@@ -396,6 +482,7 @@
     </w:p>
     <w:p>
       <w:pPr>
+        <w:spacing w:line="259" w:lineRule="auto" w:after="60"/>
         <w:jc w:val="left"/>
       </w:pPr>
       <w:r>
@@ -1443,6 +1530,7 @@
     </w:tbl>
     <w:p>
       <w:pPr>
+        <w:spacing w:line="259" w:lineRule="auto" w:after="60"/>
         <w:jc w:val="left"/>
       </w:pPr>
       <w:r>
@@ -1451,6 +1539,7 @@
     </w:p>
     <w:p>
       <w:pPr>
+        <w:spacing w:line="259" w:lineRule="auto" w:after="60"/>
         <w:jc w:val="left"/>
       </w:pPr>
       <w:r>
@@ -1460,6 +1549,7 @@
     <w:p>
       <w:pPr>
         <w:pStyle w:val="Heading3"/>
+        <w:spacing w:line="259" w:lineRule="auto" w:after="60"/>
       </w:pPr>
       <w:r>
         <w:rPr>
@@ -1470,6 +1560,7 @@
     </w:p>
     <w:p>
       <w:pPr>
+        <w:spacing w:line="259" w:lineRule="auto" w:after="60"/>
         <w:jc w:val="left"/>
       </w:pPr>
       <w:r>
@@ -1479,6 +1570,7 @@
     <w:p>
       <w:pPr>
         <w:pStyle w:val="ListBullet"/>
+        <w:spacing w:line="259" w:lineRule="auto" w:after="60"/>
       </w:pPr>
       <w:r>
         <w:t>Bereits am 12.12.2012 erhielt er die Mahnung der DAK-Gesundheit wegen rückständiger Beiträge.</w:t>
@@ -1487,6 +1579,7 @@
     <w:p>
       <w:pPr>
         <w:pStyle w:val="ListBullet"/>
+        <w:spacing w:line="259" w:lineRule="auto" w:after="60"/>
       </w:pPr>
       <w:r>
         <w:t>Am 18.12.2012 mahnte die Kieler Volksbank den Kontokorrent-Rückstand an.</w:t>
@@ -1495,6 +1588,7 @@
     <w:p>
       <w:pPr>
         <w:pStyle w:val="ListBullet"/>
+        <w:spacing w:line="259" w:lineRule="auto" w:after="60"/>
       </w:pPr>
       <w:r>
         <w:t>Am 20.12.2012 mahnte das Finanzamt Kiel die rückständige Umsatzsteuer für November 2012.</w:t>
@@ -1502,6 +1596,7 @@
     </w:p>
     <w:p>
       <w:pPr>
+        <w:spacing w:line="259" w:lineRule="auto" w:after="60"/>
         <w:jc w:val="left"/>
       </w:pPr>
       <w:r>
@@ -1510,6 +1605,7 @@
     </w:p>
     <w:p>
       <w:pPr>
+        <w:spacing w:line="259" w:lineRule="auto" w:after="60"/>
         <w:jc w:val="left"/>
       </w:pPr>
       <w:r>
@@ -1518,6 +1614,7 @@
     </w:p>
     <w:p>
       <w:pPr>
+        <w:spacing w:line="259" w:lineRule="auto" w:after="60"/>
         <w:jc w:val="left"/>
       </w:pPr>
       <w:r>
@@ -1527,6 +1624,7 @@
     <w:p>
       <w:pPr>
         <w:pStyle w:val="Heading3"/>
+        <w:spacing w:line="259" w:lineRule="auto" w:after="60"/>
       </w:pPr>
       <w:r>
         <w:rPr>
@@ -1537,6 +1635,7 @@
     </w:p>
     <w:p>
       <w:pPr>
+        <w:spacing w:line="259" w:lineRule="auto" w:after="60"/>
         <w:jc w:val="left"/>
       </w:pPr>
       <w:r>
@@ -1545,6 +1644,7 @@
     </w:p>
     <w:p>
       <w:pPr>
+        <w:spacing w:line="259" w:lineRule="auto" w:after="60"/>
         <w:jc w:val="left"/>
       </w:pPr>
       <w:r>
@@ -1554,6 +1654,7 @@
     <w:p>
       <w:pPr>
         <w:pStyle w:val="Heading3"/>
+        <w:spacing w:line="259" w:lineRule="auto" w:after="60"/>
       </w:pPr>
       <w:r>
         <w:rPr>
@@ -1564,6 +1665,7 @@
     </w:p>
     <w:p>
       <w:pPr>
+        <w:spacing w:line="259" w:lineRule="auto" w:after="60"/>
         <w:jc w:val="left"/>
       </w:pPr>
       <w:r>
@@ -1572,6 +1674,7 @@
     </w:p>
     <w:p>
       <w:pPr>
+        <w:spacing w:line="259" w:lineRule="auto" w:after="60"/>
         <w:jc w:val="left"/>
       </w:pPr>
       <w:r>
@@ -1581,6 +1684,7 @@
     <w:p>
       <w:pPr>
         <w:pStyle w:val="Heading3"/>
+        <w:spacing w:line="259" w:lineRule="auto" w:after="60"/>
       </w:pPr>
       <w:r>
         <w:rPr>
@@ -1591,16 +1695,22 @@
     </w:p>
     <w:p>
       <w:pPr>
+        <w:spacing w:line="259" w:lineRule="auto" w:after="60"/>
         <w:jc w:val="left"/>
       </w:pPr>
       <w:r>
         <w:t>Nach Information des Klägers hat der Beklagte am 14.04.2017 selbst Eigenantrag auf Eröffnung eines Insolvenzverfahrens über sein Vermögen beim Amtsgericht Kiel gestellt (Az. 11 IK 247/17 — Eigenverfahren). Dieser Sachstand wird vom Kläger zur Kenntnis genommen; die Klage wird gleichwohl vorerst gegen Stefan Berger persönlich geführt, ggf. später gegen den Insolvenzverwalter des persönlichen Verfahrens. Ein Vergleich mit Insolvenz-Wirkung wird angestrebt.</w:t>
       </w:r>
     </w:p>
-    <w:p/>
+    <w:p>
+      <w:pPr>
+        <w:spacing w:line="259" w:lineRule="auto" w:after="60"/>
+      </w:pPr>
+    </w:p>
     <w:p>
       <w:pPr>
         <w:pStyle w:val="Heading2"/>
+        <w:spacing w:line="259" w:lineRule="auto" w:after="60"/>
       </w:pPr>
       <w:r>
         <w:rPr>
@@ -1611,15 +1721,21 @@
     </w:p>
     <w:p>
       <w:pPr>
+        <w:spacing w:line="259" w:lineRule="auto" w:after="60"/>
         <w:jc w:val="left"/>
       </w:pPr>
       <w:r>
         <w:t>Anlagen K1 bis K10 wie aufgeführt; weitere Anlagen werden mit den weiteren Schriftsätzen nachgereicht.</w:t>
       </w:r>
     </w:p>
-    <w:p/>
     <w:p>
       <w:pPr>
+        <w:spacing w:line="259" w:lineRule="auto" w:after="60"/>
+      </w:pPr>
+    </w:p>
+    <w:p>
+      <w:pPr>
+        <w:spacing w:line="259" w:lineRule="auto" w:after="60"/>
         <w:jc w:val="left"/>
       </w:pPr>
       <w:r>
@@ -1628,6 +1744,7 @@
     </w:p>
     <w:p>
       <w:pPr>
+        <w:spacing w:line="259" w:lineRule="auto" w:after="60"/>
         <w:jc w:val="left"/>
       </w:pPr>
       <w:r>
@@ -1636,6 +1753,7 @@
     </w:p>
     <w:p>
       <w:pPr>
+        <w:spacing w:line="259" w:lineRule="auto" w:after="60"/>
         <w:jc w:val="left"/>
       </w:pPr>
       <w:r>
@@ -1644,6 +1762,7 @@
     </w:p>
     <w:p>
       <w:pPr>
+        <w:spacing w:line="259" w:lineRule="auto" w:after="60"/>
         <w:jc w:val="left"/>
       </w:pPr>
       <w:r>
@@ -1651,13 +1770,58 @@
       </w:r>
     </w:p>
     <w:sectPr>
+      <w:headerReference w:type="default" r:id="rId9"/>
+      <w:footerReference w:type="default" r:id="rId10"/>
       <w:pgSz w:w="11906" w:h="16838"/>
-      <w:pgMar w:top="1417" w:right="1417" w:bottom="1417" w:left="1417" w:header="720" w:footer="720" w:gutter="0"/>
+      <w:pgMar w:top="1191" w:right="1247" w:bottom="1134" w:left="1361" w:header="720" w:footer="720" w:gutter="0"/>
       <w:cols w:space="720"/>
       <w:docGrid w:linePitch="360"/>
     </w:sectPr>
   </w:body>
 </w:document>
+</file>
+
+<file path=word/footer1.xml><?xml version="1.0" encoding="utf-8"?>
+<w:ftr xmlns:m="http://schemas.openxmlformats.org/officeDocument/2006/math" xmlns:mc="http://schemas.openxmlformats.org/markup-compatibility/2006" xmlns:mo="http://schemas.microsoft.com/office/mac/office/2008/main" xmlns:mv="urn:schemas-microsoft-com:mac:vml" xmlns:o="urn:schemas-microsoft-com:office:office" xmlns:r="http://schemas.openxmlformats.org/officeDocument/2006/relationships" xmlns:v="urn:schemas-microsoft-com:vml" xmlns:w10="urn:schemas-microsoft-com:office:word" xmlns:w14="http://schemas.microsoft.com/office/word/2010/wordml" xmlns:w="http://schemas.openxmlformats.org/wordprocessingml/2006/main" xmlns:wne="http://schemas.microsoft.com/office/word/2006/wordml" xmlns:wp14="http://schemas.microsoft.com/office/word/2010/wordprocessingDrawing" xmlns:wp="http://schemas.openxmlformats.org/drawingml/2006/wordprocessingDrawing" xmlns:wpc="http://schemas.microsoft.com/office/word/2010/wordprocessingCanvas" xmlns:wpg="http://schemas.microsoft.com/office/word/2010/wordprocessingGroup" xmlns:wpi="http://schemas.microsoft.com/office/word/2010/wordprocessingInk" xmlns:wps="http://schemas.microsoft.com/office/word/2010/wordprocessingShape" mc:Ignorable="w14 wp14">
+  <w:p>
+    <w:pPr>
+      <w:pStyle w:val="Footer"/>
+      <w:jc w:val="left"/>
+    </w:pPr>
+    <w:r/>
+    <w:r>
+      <w:rPr>
+        <w:rFonts w:ascii="Times New Roman" w:hAnsi="Times New Roman"/>
+        <w:b w:val="0"/>
+        <w:color w:val="777777"/>
+        <w:sz w:val="17"/>
+      </w:rPr>
+      <w:t>Vertraulich | Bearbeitungsstand Juli 2026 | nur zur Aktenbearbeitung</w:t>
+    </w:r>
+  </w:p>
+</w:ftr>
+</file>
+
+<file path=word/header1.xml><?xml version="1.0" encoding="utf-8"?>
+<w:hdr xmlns:m="http://schemas.openxmlformats.org/officeDocument/2006/math" xmlns:mc="http://schemas.openxmlformats.org/markup-compatibility/2006" xmlns:mo="http://schemas.microsoft.com/office/mac/office/2008/main" xmlns:mv="urn:schemas-microsoft-com:mac:vml" xmlns:o="urn:schemas-microsoft-com:office:office" xmlns:r="http://schemas.openxmlformats.org/officeDocument/2006/relationships" xmlns:v="urn:schemas-microsoft-com:vml" xmlns:w10="urn:schemas-microsoft-com:office:word" xmlns:w14="http://schemas.microsoft.com/office/word/2010/wordml" xmlns:w="http://schemas.openxmlformats.org/wordprocessingml/2006/main" xmlns:wne="http://schemas.microsoft.com/office/word/2006/wordml" xmlns:wp14="http://schemas.microsoft.com/office/word/2010/wordprocessingDrawing" xmlns:wp="http://schemas.openxmlformats.org/drawingml/2006/wordprocessingDrawing" xmlns:wpc="http://schemas.microsoft.com/office/word/2010/wordprocessingCanvas" xmlns:wpg="http://schemas.microsoft.com/office/word/2010/wordprocessingGroup" xmlns:wpi="http://schemas.microsoft.com/office/word/2010/wordprocessingInk" xmlns:wps="http://schemas.microsoft.com/office/word/2010/wordprocessingShape" mc:Ignorable="w14 wp14">
+  <w:p>
+    <w:pPr>
+      <w:pStyle w:val="Header"/>
+      <w:jc w:val="left"/>
+    </w:pPr>
+    <w:r/>
+    <w:r>
+      <w:rPr>
+        <w:rFonts w:ascii="Times New Roman" w:hAnsi="Times New Roman"/>
+        <w:b w:val="0"/>
+        <w:i w:val="0"/>
+        <w:color w:val="666666"/>
+        <w:sz w:val="17"/>
+      </w:rPr>
+      <w:t>Lindenhof und Partner mbB | Insolvenz- und Restrukturierungsakte | Bearbeitungsstand Juli 2026</w:t>
+    </w:r>
+  </w:p>
+</w:hdr>
 </file>
 
 <file path=word/numbering.xml><?xml version="1.0" encoding="utf-8"?>
@@ -2374,11 +2538,12 @@
       <w:contextualSpacing/>
     </w:pPr>
     <w:rPr>
-      <w:rFonts w:asciiTheme="majorHAnsi" w:eastAsiaTheme="majorEastAsia" w:hAnsiTheme="majorHAnsi" w:cstheme="majorBidi"/>
+      <w:rFonts w:asciiTheme="majorHAnsi" w:eastAsiaTheme="majorEastAsia" w:hAnsiTheme="majorHAnsi" w:cstheme="majorBidi" w:ascii="Times New Roman" w:hAnsi="Times New Roman"/>
+      <w:b/>
       <w:color w:val="17365D" w:themeColor="text2" w:themeShade="BF"/>
       <w:spacing w:val="5"/>
       <w:kern w:val="28"/>
-      <w:sz w:val="52"/>
+      <w:sz w:val="30"/>
       <w:szCs w:val="52"/>
     </w:rPr>
   </w:style>
